--- a/src/main/resources/reports/informe_mto_servidores_cctv.docx
+++ b/src/main/resources/reports/informe_mto_servidores_cctv.docx
@@ -1177,6 +1177,9 @@
                 <w:rFonts w:ascii="Calibri" w:hAnsi="Calibri" w:cs="Calibri"/>
               </w:rPr>
             </w:pPr>
+            <w:r>
+              <w:t>1</w:t>
+            </w:r>
           </w:p>
         </w:tc>
         <w:tc>
@@ -1193,6 +1196,9 @@
                 <w:color w:val="000000"/>
               </w:rPr>
             </w:pPr>
+            <w:r>
+              <w:t>16/03/2026</w:t>
+            </w:r>
           </w:p>
         </w:tc>
         <w:tc>
@@ -1209,6 +1215,9 @@
                 <w:color w:val="000000"/>
               </w:rPr>
             </w:pPr>
+            <w:r>
+              <w:t>Mantenimiento Preventivo</w:t>
+            </w:r>
           </w:p>
         </w:tc>
         <w:tc>
@@ -1225,6 +1234,9 @@
                 <w:color w:val="000000"/>
               </w:rPr>
             </w:pPr>
+            <w:r>
+              <w:t>ARCHIVER 2 RD</w:t>
+            </w:r>
           </w:p>
         </w:tc>
         <w:tc>
@@ -1242,6 +1254,9 @@
                 <w:color w:val="000000"/>
               </w:rPr>
             </w:pPr>
+            <w:r>
+              <w:t>BD2</w:t>
+            </w:r>
           </w:p>
         </w:tc>
         <w:tc>
@@ -1253,6 +1268,9 @@
             <w:pPr>
               <w:jc w:val="center"/>
             </w:pPr>
+            <w:r>
+              <w:t>Agregar foto</w:t>
+            </w:r>
           </w:p>
         </w:tc>
         <w:tc>
@@ -1288,6 +1306,9 @@
                 <w:rFonts w:ascii="Calibri" w:hAnsi="Calibri" w:cs="Calibri"/>
               </w:rPr>
             </w:pPr>
+            <w:r>
+              <w:t>2</w:t>
+            </w:r>
           </w:p>
         </w:tc>
         <w:tc>
@@ -1304,6 +1325,9 @@
                 <w:color w:val="000000"/>
               </w:rPr>
             </w:pPr>
+            <w:r>
+              <w:t>17/03/2026</w:t>
+            </w:r>
           </w:p>
         </w:tc>
         <w:tc>
@@ -1320,6 +1344,9 @@
                 <w:color w:val="000000"/>
               </w:rPr>
             </w:pPr>
+            <w:r>
+              <w:t>Mantenimiento Preventivo</w:t>
+            </w:r>
           </w:p>
         </w:tc>
         <w:tc>
@@ -1336,6 +1363,9 @@
                 <w:color w:val="000000"/>
               </w:rPr>
             </w:pPr>
+            <w:r>
+              <w:t>DIRECTORY RD</w:t>
+            </w:r>
           </w:p>
         </w:tc>
         <w:tc>
@@ -1353,6 +1383,9 @@
                 <w:color w:val="000000"/>
               </w:rPr>
             </w:pPr>
+            <w:r>
+              <w:t>BD2</w:t>
+            </w:r>
           </w:p>
         </w:tc>
         <w:tc>
@@ -1364,6 +1397,9 @@
             <w:pPr>
               <w:jc w:val="center"/>
             </w:pPr>
+            <w:r>
+              <w:t>Agregar foto</w:t>
+            </w:r>
           </w:p>
         </w:tc>
         <w:tc>
@@ -1400,6 +1436,9 @@
                 <w:color w:val="000000"/>
               </w:rPr>
             </w:pPr>
+            <w:r>
+              <w:t>3</w:t>
+            </w:r>
           </w:p>
         </w:tc>
         <w:tc>
@@ -1416,6 +1455,9 @@
                 <w:color w:val="000000"/>
               </w:rPr>
             </w:pPr>
+            <w:r>
+              <w:t>17/03/2026</w:t>
+            </w:r>
           </w:p>
         </w:tc>
         <w:tc>
@@ -1432,6 +1474,9 @@
                 <w:color w:val="000000"/>
               </w:rPr>
             </w:pPr>
+            <w:r>
+              <w:t>Mantenimiento Preventivo</w:t>
+            </w:r>
           </w:p>
         </w:tc>
         <w:tc>
@@ -1448,6 +1493,9 @@
                 <w:color w:val="000000"/>
               </w:rPr>
             </w:pPr>
+            <w:r>
+              <w:t>ARCHIVER 5 RD</w:t>
+            </w:r>
           </w:p>
         </w:tc>
         <w:tc>
@@ -1464,6 +1512,9 @@
                 <w:color w:val="000000"/>
               </w:rPr>
             </w:pPr>
+            <w:r>
+              <w:t>BD2</w:t>
+            </w:r>
           </w:p>
         </w:tc>
         <w:tc>
@@ -1478,6 +1529,9 @@
                 <w:noProof/>
               </w:rPr>
             </w:pPr>
+            <w:r>
+              <w:t>Agregar foto</w:t>
+            </w:r>
           </w:p>
         </w:tc>
         <w:tc>
